--- a/proactive-english-b2-sy/out/PE-B2-BK1-SY_Unit06_AnswerKey.docx
+++ b/proactive-english-b2-sy/out/PE-B2-BK1-SY_Unit06_AnswerKey.docx
@@ -25944,33 +25944,33 @@
                 <w:sz w:val="22"/>
                 <w:szCs w:val="22"/>
               </w:rPr>
-              <w:t xml:space="preserve">One Cause, Two Symptoms</w:t>
-            </w:r>
-            <w:r>
-              <w:rPr>
-                <w:rFonts w:ascii="Calibri" w:cs="Calibri" w:eastAsia="Calibri" w:hAnsi="Calibri"/>
-                <w:sz w:val="22"/>
-                <w:szCs w:val="22"/>
-              </w:rPr>
-              <w:t xml:space="preserve">: telling a cause from a consequence in your own evidence, and explaining to two parties that their separate problems are one problem. </w:t>
-            </w:r>
-            <w:r>
-              <w:rPr>
-                <w:rFonts w:ascii="Calibri" w:cs="Calibri" w:eastAsia="Calibri" w:hAnsi="Calibri"/>
-                <w:b/>
-                <w:bCs/>
-                <w:sz w:val="22"/>
-                <w:szCs w:val="22"/>
-              </w:rPr>
-              <w:t xml:space="preserve">7.7 is the first mediation of the course in which both parties are right</w:t>
-            </w:r>
-            <w:r>
-              <w:rPr>
-                <w:rFonts w:ascii="Calibri" w:cs="Calibri" w:eastAsia="Calibri" w:hAnsi="Calibri"/>
-                <w:sz w:val="22"/>
-                <w:szCs w:val="22"/>
-              </w:rPr>
-              <w:t xml:space="preserve"> — which is a different task from 4.7, where both were overclaiming, and from 6.7, where the record was silent.</w:t>
+              <w:t xml:space="preserve">Cause at a Distance</w:t>
+            </w:r>
+            <w:r>
+              <w:rPr>
+                <w:rFonts w:ascii="Calibri" w:cs="Calibri" w:eastAsia="Calibri" w:hAnsi="Calibri"/>
+                <w:sz w:val="22"/>
+                <w:szCs w:val="22"/>
+              </w:rPr>
+              <w:t xml:space="preserve">: tracing a consequence three steps from its cause, saying how much of an effect is attributable to it, and naming the thing that would show the attribution was wrong. </w:t>
+            </w:r>
+            <w:r>
+              <w:rPr>
+                <w:rFonts w:ascii="Calibri" w:cs="Calibri" w:eastAsia="Calibri" w:hAnsi="Calibri"/>
+                <w:b/>
+                <w:bCs/>
+                <w:sz w:val="22"/>
+                <w:szCs w:val="22"/>
+              </w:rPr>
+              <w:t xml:space="preserve">7.7 explains to two parties why their two problems are one cause and two symptoms</w:t>
+            </w:r>
+            <w:r>
+              <w:rPr>
+                <w:rFonts w:ascii="Calibri" w:cs="Calibri" w:eastAsia="Calibri" w:hAnsi="Calibri"/>
+                <w:sz w:val="22"/>
+                <w:szCs w:val="22"/>
+              </w:rPr>
+              <w:t xml:space="preserve"> — the first mediation of the course in which both parties are right, which is a different task from 4.7, where both were overclaiming, and from 6.7, where the record was silent.</w:t>
             </w:r>
           </w:p>
           <w:p>
